--- a/games/peril-to-profit-story-atlas/exports/raw/rule/short-rest.docx
+++ b/games/peril-to-profit-story-atlas/exports/raw/rule/short-rest.docx
@@ -23,7 +23,7 @@
         <w:pStyle w:val="Normal"/>
       </w:pPr>
       <w:r>
-        <w:t xml:space="preserve">About an hour to recover and prepare.</w:t>
+        <w:t xml:space="preserve">About an hour to recover and prepare; the GM gains 1d4 Fear.</w:t>
       </w:r>
     </w:p>
     <w:p>
@@ -63,7 +63,7 @@
         <w:pStyle w:val="Normal"/>
       </w:pPr>
       <w:r>
-        <w:t xml:space="preserve">Tend Wounds, Clear Stress, Repair Armor, or Prepare.</w:t>
+        <w:t xml:space="preserve">Each PC chooses two downtime moves. The GM gains 1d4 Fear, then play returns with refreshed pressure.</w:t>
       </w:r>
     </w:p>
     <w:p>
@@ -127,7 +127,7 @@
         <w:pStyle w:val="Normal"/>
       </w:pPr>
       <w:r>
-        <w:t xml:space="preserve">Summary: About an hour to recover and prepare.</w:t>
+        <w:t xml:space="preserve">Summary: About an hour to recover and prepare; the GM gains 1d4 Fear.</w:t>
       </w:r>
     </w:p>
     <w:p>
@@ -159,15 +159,15 @@
         <w:pStyle w:val="Normal"/>
       </w:pPr>
       <w:r>
-        <w:t xml:space="preserve">Answer: Tend Wounds, Clear Stress, Repair Armor, or Prepare.</w:t>
-      </w:r>
-    </w:p>
-    <w:p>
-      <w:pPr>
-        <w:pStyle w:val="Normal"/>
-      </w:pPr>
-      <w:r>
-        <w:t xml:space="preserve">Example: Before the ritual, each PC chooses two rest moves.</w:t>
+        <w:t xml:space="preserve">Answer: Each PC chooses two downtime moves. The GM gains 1d4 Fear, then play returns with refreshed pressure.</w:t>
+      </w:r>
+    </w:p>
+    <w:p>
+      <w:pPr>
+        <w:pStyle w:val="Normal"/>
+      </w:pPr>
+      <w:r>
+        <w:t xml:space="preserve">Example: Before the ritual, each PC chooses two rest moves and the GM takes downtime Fear.</w:t>
       </w:r>
     </w:p>
     <w:p>
@@ -199,7 +199,7 @@
         <w:pStyle w:val="Normal"/>
       </w:pPr>
       <w:r>
-        <w:t xml:space="preserve">Mechanic Profile: mechanic-profile-v1 short-rest Short Rest rest Prepare Tend to Wounds Clear Stress Repair Armor Short Rest downtime #rules-canon Beginner+ stress armor-slots hope Introduce at first use stress armor-slots hope About an hour to recover and prepare. Tend Wounds, Clear Stress, Repair Armor, or Prepare. Use at the Open Vale rest beat or similar downtime. Short Rest: About an hour to recover and prepare. Use at the Open Vale rest beat or similar downtime. Tend Wounds, Clear Stress, Repair Armor, or Prepare. Return to the fiction with the concrete result, cost, or benefit. Before the ritual, each PC chooses two rest moves. Before the ritual, each PC chooses two rest moves. What can I do on a short rest? Short Rest rest Prepare Tend to Wounds Clear Stress Repair Armor stress armor-slots hope Verified against local Daggerheart rules packet and Mechanic System Packet; paraphrased for table use.</w:t>
+        <w:t xml:space="preserve">Mechanic Profile: mechanic-profile-v1 short-rest Short Rest rest Prepare Tend to Wounds Clear Stress Repair Armor Short Rest downtime #rules-canon Beginner+ stress armor-slots hope Introduce at first use stress armor-slots hope About an hour to recover and prepare; the GM gains 1d4 Fear. Each PC chooses two downtime moves. The GM gains 1d4 Fear, then play returns with refreshed pressure. Use at the Open Vale rest beat or similar downtime. Short Rest: About an hour to recover and prepare; the GM gains 1d4 Fear. Use at the Open Vale rest beat or similar downtime. Each PC chooses two downtime moves. The GM gains 1d4 Fear, then play returns with refreshed pressure. Return to the fiction with the concrete result, cost, or benefit. Before the ritual, each PC chooses two rest moves and the GM takes downtime Fear. Before the ritual, each PC chooses two rest moves and the GM takes downtime Fear. What can I do on a short rest? Short Rest rest Prepare Tend to Wounds Clear Stress Repair Armor stress armor-slots hope Verified against local Daggerheart rules packet and Mechanic System Packet; paraphrased for table use.</w:t>
       </w:r>
     </w:p>
     <w:p>
@@ -231,7 +231,7 @@
         <w:pStyle w:val="Normal"/>
       </w:pPr>
       <w:r>
-        <w:t xml:space="preserve">Build 2026-06-23T21:40:58 | Content hash f8f53bd46c790153 | Source hash dac3370046ed077140fab2d6</w:t>
+        <w:t xml:space="preserve">Build 2026-07-05T12:33:16 | Content hash 65537cf835027eb4 | Source hash 6753a06c32e5dca07a19eb73</w:t>
       </w:r>
     </w:p>
     <w:sectPr/>
